--- a/Technical documentation/Wi-Fi module/tehopis.docx
+++ b/Technical documentation/Wi-Fi module/tehopis.docx
@@ -1411,7 +1411,7 @@
         <w:pStyle w:val="a7"/>
         <w:keepNext/>
         <w:spacing w:line="360" w:lineRule="auto"/>
-        <w:jc w:val="both"/>
+        <w:jc w:val="center"/>
       </w:pPr>
       <w:r>
         <w:rPr>
@@ -1421,9 +1421,9 @@
           <w:szCs w:val="28"/>
         </w:rPr>
         <w:drawing>
-          <wp:inline distT="0" distB="0" distL="0" distR="0" wp14:anchorId="6054BFF7" wp14:editId="2E556151">
-            <wp:extent cx="5458587" cy="3153215"/>
-            <wp:effectExtent l="0" t="0" r="8890" b="9525"/>
+          <wp:inline distT="0" distB="0" distL="0" distR="0" wp14:anchorId="6054BFF7" wp14:editId="3A0BECD4">
+            <wp:extent cx="4330065" cy="2501312"/>
+            <wp:effectExtent l="0" t="0" r="0" b="0"/>
             <wp:docPr id="1328114098" name="Рисунок 1"/>
             <wp:cNvGraphicFramePr>
               <a:graphicFrameLocks xmlns:a="http://schemas.openxmlformats.org/drawingml/2006/main" noChangeAspect="1"/>
@@ -1444,7 +1444,7 @@
                   <pic:spPr>
                     <a:xfrm>
                       <a:off x="0" y="0"/>
-                      <a:ext cx="5458587" cy="3153215"/>
+                      <a:ext cx="4337554" cy="2505638"/>
                     </a:xfrm>
                     <a:prstGeom prst="rect">
                       <a:avLst/>
@@ -1551,6 +1551,170 @@
     </w:p>
     <w:p>
       <w:pPr>
+        <w:keepNext/>
+        <w:spacing w:line="360" w:lineRule="auto"/>
+        <w:jc w:val="center"/>
+      </w:pPr>
+      <w:r>
+        <w:rPr>
+          <w:noProof/>
+        </w:rPr>
+        <w:lastRenderedPageBreak/>
+        <w:drawing>
+          <wp:inline distT="0" distB="0" distL="0" distR="0" wp14:anchorId="47875172" wp14:editId="5A00000B">
+            <wp:extent cx="4972685" cy="2455247"/>
+            <wp:effectExtent l="0" t="0" r="0" b="2540"/>
+            <wp:docPr id="1733664715" name="Рисунок 1"/>
+            <wp:cNvGraphicFramePr>
+              <a:graphicFrameLocks xmlns:a="http://schemas.openxmlformats.org/drawingml/2006/main" noChangeAspect="1"/>
+            </wp:cNvGraphicFramePr>
+            <a:graphic xmlns:a="http://schemas.openxmlformats.org/drawingml/2006/main">
+              <a:graphicData uri="http://schemas.openxmlformats.org/drawingml/2006/picture">
+                <pic:pic xmlns:pic="http://schemas.openxmlformats.org/drawingml/2006/picture">
+                  <pic:nvPicPr>
+                    <pic:cNvPr id="1733664715" name=""/>
+                    <pic:cNvPicPr/>
+                  </pic:nvPicPr>
+                  <pic:blipFill>
+                    <a:blip r:embed="rId6"/>
+                    <a:stretch>
+                      <a:fillRect/>
+                    </a:stretch>
+                  </pic:blipFill>
+                  <pic:spPr>
+                    <a:xfrm>
+                      <a:off x="0" y="0"/>
+                      <a:ext cx="4975691" cy="2456731"/>
+                    </a:xfrm>
+                    <a:prstGeom prst="rect">
+                      <a:avLst/>
+                    </a:prstGeom>
+                  </pic:spPr>
+                </pic:pic>
+              </a:graphicData>
+            </a:graphic>
+          </wp:inline>
+        </w:drawing>
+      </w:r>
+    </w:p>
+    <w:p>
+      <w:pPr>
+        <w:pStyle w:val="ac"/>
+        <w:jc w:val="center"/>
+        <w:rPr>
+          <w:rFonts w:ascii="Times New Roman" w:hAnsi="Times New Roman" w:cs="Times New Roman"/>
+          <w:i w:val="0"/>
+          <w:iCs w:val="0"/>
+          <w:color w:val="000000" w:themeColor="text1"/>
+          <w:sz w:val="24"/>
+          <w:szCs w:val="24"/>
+        </w:rPr>
+      </w:pPr>
+      <w:r>
+        <w:rPr>
+          <w:rFonts w:ascii="Times New Roman" w:hAnsi="Times New Roman" w:cs="Times New Roman"/>
+          <w:i w:val="0"/>
+          <w:iCs w:val="0"/>
+          <w:color w:val="000000" w:themeColor="text1"/>
+          <w:sz w:val="24"/>
+          <w:szCs w:val="24"/>
+        </w:rPr>
+        <w:t xml:space="preserve">Рисунок </w:t>
+      </w:r>
+      <w:r>
+        <w:rPr>
+          <w:rFonts w:ascii="Times New Roman" w:hAnsi="Times New Roman" w:cs="Times New Roman"/>
+          <w:i w:val="0"/>
+          <w:iCs w:val="0"/>
+          <w:color w:val="000000" w:themeColor="text1"/>
+          <w:sz w:val="24"/>
+          <w:szCs w:val="24"/>
+        </w:rPr>
+        <w:fldChar w:fldCharType="begin"/>
+      </w:r>
+      <w:r>
+        <w:rPr>
+          <w:rFonts w:ascii="Times New Roman" w:hAnsi="Times New Roman" w:cs="Times New Roman"/>
+          <w:i w:val="0"/>
+          <w:iCs w:val="0"/>
+          <w:color w:val="000000" w:themeColor="text1"/>
+          <w:sz w:val="24"/>
+          <w:szCs w:val="24"/>
+        </w:rPr>
+        <w:instrText xml:space="preserve"> SEQ Рисунок \* ARABIC </w:instrText>
+      </w:r>
+      <w:r>
+        <w:rPr>
+          <w:rFonts w:ascii="Times New Roman" w:hAnsi="Times New Roman" w:cs="Times New Roman"/>
+          <w:i w:val="0"/>
+          <w:iCs w:val="0"/>
+          <w:color w:val="000000" w:themeColor="text1"/>
+          <w:sz w:val="24"/>
+          <w:szCs w:val="24"/>
+        </w:rPr>
+        <w:fldChar w:fldCharType="separate"/>
+      </w:r>
+      <w:r>
+        <w:rPr>
+          <w:rFonts w:ascii="Times New Roman" w:hAnsi="Times New Roman" w:cs="Times New Roman"/>
+          <w:i w:val="0"/>
+          <w:iCs w:val="0"/>
+          <w:noProof/>
+          <w:color w:val="000000" w:themeColor="text1"/>
+          <w:sz w:val="24"/>
+          <w:szCs w:val="24"/>
+        </w:rPr>
+        <w:t>2</w:t>
+      </w:r>
+      <w:r>
+        <w:rPr>
+          <w:rFonts w:ascii="Times New Roman" w:hAnsi="Times New Roman" w:cs="Times New Roman"/>
+          <w:i w:val="0"/>
+          <w:iCs w:val="0"/>
+          <w:color w:val="000000" w:themeColor="text1"/>
+          <w:sz w:val="24"/>
+          <w:szCs w:val="24"/>
+        </w:rPr>
+        <w:fldChar w:fldCharType="end"/>
+      </w:r>
+      <w:r>
+        <w:rPr>
+          <w:rFonts w:ascii="Times New Roman" w:hAnsi="Times New Roman" w:cs="Times New Roman"/>
+          <w:i w:val="0"/>
+          <w:iCs w:val="0"/>
+          <w:color w:val="000000" w:themeColor="text1"/>
+          <w:sz w:val="24"/>
+          <w:szCs w:val="24"/>
+        </w:rPr>
+        <w:t xml:space="preserve"> – </w:t>
+      </w:r>
+      <w:proofErr w:type="spellStart"/>
+      <w:r>
+        <w:rPr>
+          <w:rFonts w:ascii="Times New Roman" w:hAnsi="Times New Roman" w:cs="Times New Roman"/>
+          <w:i w:val="0"/>
+          <w:iCs w:val="0"/>
+          <w:color w:val="000000" w:themeColor="text1"/>
+          <w:sz w:val="24"/>
+          <w:szCs w:val="24"/>
+        </w:rPr>
+        <w:t>Распиновка</w:t>
+      </w:r>
+      <w:proofErr w:type="spellEnd"/>
+      <w:r>
+        <w:rPr>
+          <w:rFonts w:ascii="Times New Roman" w:hAnsi="Times New Roman" w:cs="Times New Roman"/>
+          <w:i w:val="0"/>
+          <w:iCs w:val="0"/>
+          <w:color w:val="000000" w:themeColor="text1"/>
+          <w:sz w:val="24"/>
+          <w:szCs w:val="24"/>
+        </w:rPr>
+        <w:t xml:space="preserve"> модуля</w:t>
+      </w:r>
+    </w:p>
+    <w:p>
+      <w:pPr>
         <w:spacing w:line="360" w:lineRule="auto"/>
         <w:jc w:val="both"/>
         <w:rPr>
@@ -1650,7 +1814,7 @@
           <w:sz w:val="28"/>
           <w:szCs w:val="28"/>
         </w:rPr>
-        <w:t xml:space="preserve">). </w:t>
+        <w:t>).</w:t>
       </w:r>
     </w:p>
     <w:p>
@@ -1750,16 +1914,7 @@
           <w:sz w:val="28"/>
           <w:szCs w:val="28"/>
         </w:rPr>
-        <w:t xml:space="preserve"> </w:t>
-      </w:r>
-      <w:r>
-        <w:rPr>
-          <w:rFonts w:ascii="Times New Roman" w:hAnsi="Times New Roman" w:cs="Times New Roman"/>
-          <w:sz w:val="28"/>
-          <w:szCs w:val="28"/>
-        </w:rPr>
-        <w:lastRenderedPageBreak/>
-        <w:t>функционируют как линии тактирования (</w:t>
+        <w:t xml:space="preserve"> функционируют как линии тактирования (</w:t>
       </w:r>
       <w:r>
         <w:rPr>
@@ -2100,6 +2255,7 @@
           <w:sz w:val="28"/>
           <w:szCs w:val="28"/>
         </w:rPr>
+        <w:lastRenderedPageBreak/>
         <w:t xml:space="preserve">Для организации последовательной асинхронной связи используются выводы </w:t>
       </w:r>
       <w:r>
@@ -2405,7 +2561,7 @@
                     <pic:cNvPicPr/>
                   </pic:nvPicPr>
                   <pic:blipFill rotWithShape="1">
-                    <a:blip r:embed="rId6"/>
+                    <a:blip r:embed="rId7"/>
                     <a:srcRect b="59522"/>
                     <a:stretch>
                       <a:fillRect/>
@@ -2497,11 +2653,12 @@
           <w:rFonts w:ascii="Times New Roman" w:hAnsi="Times New Roman" w:cs="Times New Roman"/>
           <w:i w:val="0"/>
           <w:iCs w:val="0"/>
+          <w:noProof/>
           <w:color w:val="auto"/>
           <w:sz w:val="24"/>
           <w:szCs w:val="24"/>
         </w:rPr>
-        <w:t>2</w:t>
+        <w:t>3</w:t>
       </w:r>
       <w:r>
         <w:rPr>
@@ -2691,7 +2848,16 @@
           <w:sz w:val="28"/>
           <w:szCs w:val="28"/>
         </w:rPr>
-        <w:t>, предназначенный для поддержания постоянного соединения с клиентским приложением (пультом управления). При подключении пульта к сокету начинается двусторонний обмен данными: приложение считывает положение джойстика, вычисляет значения скорости и угла поворота, упаковывает их в структурированный пакет</w:t>
+        <w:t xml:space="preserve">, предназначенный для поддержания постоянного соединения с клиентским приложением (пультом управления). При подключении пульта к сокету начинается двусторонний обмен данными: приложение считывает положение джойстика, вычисляет значения скорости и угла поворота, упаковывает их в структурированный </w:t>
+      </w:r>
+      <w:r>
+        <w:rPr>
+          <w:color w:val="0F1115"/>
+          <w:sz w:val="28"/>
+          <w:szCs w:val="28"/>
+        </w:rPr>
+        <w:lastRenderedPageBreak/>
+        <w:t>пакет</w:t>
       </w:r>
       <w:r>
         <w:rPr>
@@ -2813,15 +2979,7 @@
           <w:sz w:val="28"/>
           <w:szCs w:val="28"/>
         </w:rPr>
-        <w:t xml:space="preserve">по истечении заданного интервала времени отправляет на МК запрос на </w:t>
-      </w:r>
-      <w:r>
-        <w:rPr>
-          <w:sz w:val="28"/>
-          <w:szCs w:val="28"/>
-        </w:rPr>
-        <w:lastRenderedPageBreak/>
-        <w:t>актуальные данные, после получения которых форматирует их и пересылает через активное соединение обратно в приложение.</w:t>
+        <w:t>по истечении заданного интервала времени отправляет на МК запрос на актуальные данные, после получения которых форматирует их и пересылает через активное соединение обратно в приложение.</w:t>
       </w:r>
     </w:p>
     <w:sectPr>
